--- a/TP3/TP3_enonce.docx
+++ b/TP3/TP3_enonce.docx
@@ -21,15 +21,7 @@
     <w:p/>
     <w:p>
       <w:r>
-        <w:t>Vous avez bâti un ensemble de données impressionnant. Vous pouvez maintenant l’utiliser pour faire des expériences. La méthode que je vous demande d’explorer est le partitionnement de données à l’aide de centroïdes (</w:t>
-      </w:r>
-      <w:proofErr w:type="spellStart"/>
-      <w:r>
-        <w:t>Centroid-based</w:t>
-      </w:r>
-      <w:proofErr w:type="spellEnd"/>
-      <w:r>
-        <w:t xml:space="preserve"> data clustering)</w:t>
+        <w:t>Vous avez bâti un ensemble de données impressionnant. Vous pouvez maintenant l’utiliser pour faire des expériences. La méthode que je vous demande d’explorer est le partitionnement de données à l’aide de centroïdes (Centroid-based data clustering)</w:t>
       </w:r>
       <w:r>
         <w:t xml:space="preserve">, </w:t>
@@ -38,13 +30,8 @@
         <w:t>aussi nommé</w:t>
       </w:r>
       <w:r>
-        <w:t xml:space="preserve"> le K-</w:t>
-      </w:r>
-      <w:proofErr w:type="spellStart"/>
-      <w:r>
-        <w:t>means</w:t>
-      </w:r>
-      <w:proofErr w:type="spellEnd"/>
+        <w:t xml:space="preserve"> le K-means</w:t>
+      </w:r>
       <w:r>
         <w:t>.</w:t>
       </w:r>
@@ -150,23 +137,7 @@
           <w:i/>
           <w:iCs/>
         </w:rPr>
-        <w:t xml:space="preserve">Note 2 : L’usage de </w:t>
-      </w:r>
-      <w:proofErr w:type="spellStart"/>
-      <w:r>
-        <w:rPr>
-          <w:i/>
-          <w:iCs/>
-        </w:rPr>
-        <w:t>NumPy</w:t>
-      </w:r>
-      <w:proofErr w:type="spellEnd"/>
-      <w:r>
-        <w:rPr>
-          <w:i/>
-          <w:iCs/>
-        </w:rPr>
-        <w:t xml:space="preserve"> n’est PAS optionnel.</w:t>
+        <w:t>Note 2 : L’usage de NumPy n’est PAS optionnel.</w:t>
       </w:r>
     </w:p>
     <w:p/>
@@ -257,15 +228,7 @@
         <w:t>Cette application à la ligne de commande doit imprimer</w:t>
       </w:r>
       <w:r>
-        <w:t xml:space="preserve"> ( </w:t>
-      </w:r>
-      <w:proofErr w:type="spellStart"/>
-      <w:r>
-        <w:t>print</w:t>
-      </w:r>
-      <w:proofErr w:type="spellEnd"/>
-      <w:r>
-        <w:t>() )</w:t>
+        <w:t xml:space="preserve"> ( print() )</w:t>
       </w:r>
       <w:r>
         <w:t xml:space="preserve"> les résultats une fois les calculs terminés. Vo</w:t>
@@ -385,21 +348,7 @@
         <w:rPr>
           <w:lang w:val="en-CA"/>
         </w:rPr>
-        <w:t xml:space="preserve"> </w:t>
-      </w:r>
-      <w:proofErr w:type="spellStart"/>
-      <w:r>
-        <w:rPr>
-          <w:lang w:val="en-CA"/>
-        </w:rPr>
-        <w:t>ou</w:t>
-      </w:r>
-      <w:proofErr w:type="spellEnd"/>
-      <w:r>
-        <w:rPr>
-          <w:lang w:val="en-CA"/>
-        </w:rPr>
-        <w:t xml:space="preserve"> -p)</w:t>
+        <w:t xml:space="preserve"> ou -p)</w:t>
       </w:r>
     </w:p>
     <w:p>
@@ -656,6 +605,14 @@
       <w:r>
         <w:t> :</w:t>
       </w:r>
+      <w:r>
+        <w:t xml:space="preserve"> CMD</w:t>
+      </w:r>
+    </w:p>
+    <w:p>
+      <w:r>
+        <w:t>set PYTHONIOENCODING=utf-8</w:t>
+      </w:r>
     </w:p>
     <w:p>
       <w:r>
@@ -747,11 +704,9 @@
           <w:numId w:val="6"/>
         </w:numPr>
       </w:pPr>
-      <w:proofErr w:type="spellStart"/>
       <w:r>
         <w:t>etc</w:t>
       </w:r>
-      <w:proofErr w:type="spellEnd"/>
     </w:p>
     <w:p>
       <w:pPr>
@@ -815,14 +770,12 @@
           <w:numId w:val="6"/>
         </w:numPr>
       </w:pPr>
-      <w:proofErr w:type="spellStart"/>
       <w:r>
         <w:t>e</w:t>
       </w:r>
       <w:r>
         <w:t>tc</w:t>
       </w:r>
-      <w:proofErr w:type="spellEnd"/>
     </w:p>
     <w:p>
       <w:r>
@@ -868,11 +821,9 @@
       <w:r>
         <w:t xml:space="preserve"> </w:t>
       </w:r>
-      <w:proofErr w:type="spellStart"/>
       <w:r>
         <w:t>fonctionalités</w:t>
       </w:r>
-      <w:proofErr w:type="spellEnd"/>
       <w:r>
         <w:t xml:space="preserve"> additionnelle</w:t>
       </w:r>
@@ -958,15 +909,7 @@
         </w:numPr>
       </w:pPr>
       <w:r>
-        <w:t xml:space="preserve">À l’aide de </w:t>
-      </w:r>
-      <w:proofErr w:type="spellStart"/>
-      <w:r>
-        <w:t>matplotlib</w:t>
-      </w:r>
-      <w:proofErr w:type="spellEnd"/>
-      <w:r>
-        <w:t xml:space="preserve">, que nous verrons en classe, créez un graphe du </w:t>
+        <w:t xml:space="preserve">À l’aide de matplotlib, que nous verrons en classe, créez un graphe du </w:t>
       </w:r>
       <w:r>
         <w:t xml:space="preserve">nombre de migrations en fonction du </w:t>
@@ -993,13 +936,8 @@
         </w:numPr>
       </w:pPr>
       <w:r>
-        <w:t xml:space="preserve">Conservation de </w:t>
-      </w:r>
-      <w:proofErr w:type="spellStart"/>
-      <w:r>
-        <w:t>features</w:t>
-      </w:r>
-      <w:proofErr w:type="spellEnd"/>
+        <w:t>Conservation de features</w:t>
+      </w:r>
       <w:r>
         <w:t xml:space="preserve"> (</w:t>
       </w:r>
@@ -1043,15 +981,7 @@
         <w:t xml:space="preserve"> colonnes</w:t>
       </w:r>
       <w:r>
-        <w:t xml:space="preserve"> (</w:t>
-      </w:r>
-      <w:proofErr w:type="spellStart"/>
-      <w:r>
-        <w:t>features</w:t>
-      </w:r>
-      <w:proofErr w:type="spellEnd"/>
-      <w:r>
-        <w:t>)</w:t>
+        <w:t xml:space="preserve"> (features)</w:t>
       </w:r>
       <w:r>
         <w:t xml:space="preserve"> </w:t>
@@ -1129,15 +1059,7 @@
     </w:p>
     <w:p>
       <w:r>
-        <w:t xml:space="preserve">Dans le même dépôt git que pour les </w:t>
-      </w:r>
-      <w:proofErr w:type="spellStart"/>
-      <w:r>
-        <w:t>TPs</w:t>
-      </w:r>
-      <w:proofErr w:type="spellEnd"/>
-      <w:r>
-        <w:t xml:space="preserve"> 1 et 2, créez un répertoire TP3 et mettez-y les</w:t>
+        <w:t>Dans le même dépôt git que pour les TPs 1 et 2, créez un répertoire TP3 et mettez-y les</w:t>
       </w:r>
       <w:r>
         <w:t xml:space="preserve"> fichiers source</w:t>
@@ -1164,15 +1086,7 @@
         <w:t>et un README</w:t>
       </w:r>
       <w:r>
-        <w:t xml:space="preserve"> spécifiant les </w:t>
-      </w:r>
-      <w:proofErr w:type="spellStart"/>
-      <w:r>
-        <w:t>configs</w:t>
-      </w:r>
-      <w:proofErr w:type="spellEnd"/>
-      <w:r>
-        <w:t xml:space="preserve"> qui fonctionnent</w:t>
+        <w:t xml:space="preserve"> spécifiant les configs qui fonctionnent</w:t>
       </w:r>
       <w:r>
         <w:t xml:space="preserve"> et vos noms, bien sûr</w:t>
